--- a/06_Dokumentacia/pouzivatelska-prirucka.docx
+++ b/06_Dokumentacia/pouzivatelska-prirucka.docx
@@ -1653,7 +1653,7 @@
   <w:abstractNum w:abstractNumId="0" w15:restartNumberingAfterBreak="0">
     <w:nsid w:val="FFFFFF89"/>
     <w:multiLevelType w:val="singleLevel"/>
-    <w:tmpl w:val="EB26BFBC"/>
+    <w:tmpl w:val="B486F58A"/>
     <w:lvl w:ilvl="0">
       <w:start w:val="1"/>
       <w:numFmt w:val="bullet"/>
@@ -1671,7 +1671,7 @@
       </w:rPr>
     </w:lvl>
   </w:abstractNum>
-  <w:num w:numId="1" w16cid:durableId="6712339">
+  <w:num w:numId="1" w16cid:durableId="1573616176">
     <w:abstractNumId w:val="0"/>
   </w:num>
 </w:numbering>
@@ -2089,7 +2089,7 @@
     <w:link w:val="Nadpis1Char"/>
     <w:uiPriority w:val="9"/>
     <w:qFormat/>
-    <w:rsid w:val="003649E2"/>
+    <w:rsid w:val="00D62D06"/>
     <w:pPr>
       <w:keepNext/>
       <w:keepLines/>
@@ -2111,7 +2111,7 @@
     <w:uiPriority w:val="9"/>
     <w:unhideWhenUsed/>
     <w:qFormat/>
-    <w:rsid w:val="003649E2"/>
+    <w:rsid w:val="00D62D06"/>
     <w:pPr>
       <w:keepNext/>
       <w:keepLines/>
@@ -2134,7 +2134,7 @@
     <w:semiHidden/>
     <w:unhideWhenUsed/>
     <w:qFormat/>
-    <w:rsid w:val="003649E2"/>
+    <w:rsid w:val="00D62D06"/>
     <w:pPr>
       <w:keepNext/>
       <w:keepLines/>
@@ -2157,7 +2157,7 @@
     <w:semiHidden/>
     <w:unhideWhenUsed/>
     <w:qFormat/>
-    <w:rsid w:val="003649E2"/>
+    <w:rsid w:val="00D62D06"/>
     <w:pPr>
       <w:keepNext/>
       <w:keepLines/>
@@ -2180,7 +2180,7 @@
     <w:semiHidden/>
     <w:unhideWhenUsed/>
     <w:qFormat/>
-    <w:rsid w:val="003649E2"/>
+    <w:rsid w:val="00D62D06"/>
     <w:pPr>
       <w:keepNext/>
       <w:keepLines/>
@@ -2201,7 +2201,7 @@
     <w:semiHidden/>
     <w:unhideWhenUsed/>
     <w:qFormat/>
-    <w:rsid w:val="003649E2"/>
+    <w:rsid w:val="00D62D06"/>
     <w:pPr>
       <w:keepNext/>
       <w:keepLines/>
@@ -2224,7 +2224,7 @@
     <w:semiHidden/>
     <w:unhideWhenUsed/>
     <w:qFormat/>
-    <w:rsid w:val="003649E2"/>
+    <w:rsid w:val="00D62D06"/>
     <w:pPr>
       <w:keepNext/>
       <w:keepLines/>
@@ -2245,7 +2245,7 @@
     <w:semiHidden/>
     <w:unhideWhenUsed/>
     <w:qFormat/>
-    <w:rsid w:val="003649E2"/>
+    <w:rsid w:val="00D62D06"/>
     <w:pPr>
       <w:keepNext/>
       <w:keepLines/>
@@ -2268,7 +2268,7 @@
     <w:semiHidden/>
     <w:unhideWhenUsed/>
     <w:qFormat/>
-    <w:rsid w:val="003649E2"/>
+    <w:rsid w:val="00D62D06"/>
     <w:pPr>
       <w:keepNext/>
       <w:keepLines/>
@@ -2312,7 +2312,7 @@
     <w:basedOn w:val="Predvolenpsmoodseku"/>
     <w:link w:val="Nadpis1"/>
     <w:uiPriority w:val="9"/>
-    <w:rsid w:val="003649E2"/>
+    <w:rsid w:val="00D62D06"/>
     <w:rPr>
       <w:rFonts w:asciiTheme="majorHAnsi" w:eastAsiaTheme="majorEastAsia" w:hAnsiTheme="majorHAnsi" w:cstheme="majorBidi"/>
       <w:color w:val="0F4761" w:themeColor="accent1" w:themeShade="BF"/>
@@ -2325,7 +2325,7 @@
     <w:basedOn w:val="Predvolenpsmoodseku"/>
     <w:link w:val="Nadpis2"/>
     <w:uiPriority w:val="9"/>
-    <w:rsid w:val="003649E2"/>
+    <w:rsid w:val="00D62D06"/>
     <w:rPr>
       <w:rFonts w:asciiTheme="majorHAnsi" w:eastAsiaTheme="majorEastAsia" w:hAnsiTheme="majorHAnsi" w:cstheme="majorBidi"/>
       <w:color w:val="0F4761" w:themeColor="accent1" w:themeShade="BF"/>
@@ -2339,7 +2339,7 @@
     <w:link w:val="Nadpis3"/>
     <w:uiPriority w:val="9"/>
     <w:semiHidden/>
-    <w:rsid w:val="003649E2"/>
+    <w:rsid w:val="00D62D06"/>
     <w:rPr>
       <w:rFonts w:eastAsiaTheme="majorEastAsia" w:cstheme="majorBidi"/>
       <w:color w:val="0F4761" w:themeColor="accent1" w:themeShade="BF"/>
@@ -2353,7 +2353,7 @@
     <w:link w:val="Nadpis4"/>
     <w:uiPriority w:val="9"/>
     <w:semiHidden/>
-    <w:rsid w:val="003649E2"/>
+    <w:rsid w:val="00D62D06"/>
     <w:rPr>
       <w:rFonts w:eastAsiaTheme="majorEastAsia" w:cstheme="majorBidi"/>
       <w:i/>
@@ -2367,7 +2367,7 @@
     <w:link w:val="Nadpis5"/>
     <w:uiPriority w:val="9"/>
     <w:semiHidden/>
-    <w:rsid w:val="003649E2"/>
+    <w:rsid w:val="00D62D06"/>
     <w:rPr>
       <w:rFonts w:eastAsiaTheme="majorEastAsia" w:cstheme="majorBidi"/>
       <w:color w:val="0F4761" w:themeColor="accent1" w:themeShade="BF"/>
@@ -2379,7 +2379,7 @@
     <w:link w:val="Nadpis6"/>
     <w:uiPriority w:val="9"/>
     <w:semiHidden/>
-    <w:rsid w:val="003649E2"/>
+    <w:rsid w:val="00D62D06"/>
     <w:rPr>
       <w:rFonts w:eastAsiaTheme="majorEastAsia" w:cstheme="majorBidi"/>
       <w:i/>
@@ -2393,7 +2393,7 @@
     <w:link w:val="Nadpis7"/>
     <w:uiPriority w:val="9"/>
     <w:semiHidden/>
-    <w:rsid w:val="003649E2"/>
+    <w:rsid w:val="00D62D06"/>
     <w:rPr>
       <w:rFonts w:eastAsiaTheme="majorEastAsia" w:cstheme="majorBidi"/>
       <w:color w:val="595959" w:themeColor="text1" w:themeTint="A6"/>
@@ -2405,7 +2405,7 @@
     <w:link w:val="Nadpis8"/>
     <w:uiPriority w:val="9"/>
     <w:semiHidden/>
-    <w:rsid w:val="003649E2"/>
+    <w:rsid w:val="00D62D06"/>
     <w:rPr>
       <w:rFonts w:eastAsiaTheme="majorEastAsia" w:cstheme="majorBidi"/>
       <w:i/>
@@ -2419,7 +2419,7 @@
     <w:link w:val="Nadpis9"/>
     <w:uiPriority w:val="9"/>
     <w:semiHidden/>
-    <w:rsid w:val="003649E2"/>
+    <w:rsid w:val="00D62D06"/>
     <w:rPr>
       <w:rFonts w:eastAsiaTheme="majorEastAsia" w:cstheme="majorBidi"/>
       <w:color w:val="272727" w:themeColor="text1" w:themeTint="D8"/>
@@ -2432,7 +2432,7 @@
     <w:link w:val="NzovChar"/>
     <w:uiPriority w:val="10"/>
     <w:qFormat/>
-    <w:rsid w:val="003649E2"/>
+    <w:rsid w:val="00D62D06"/>
     <w:pPr>
       <w:spacing w:after="80" w:line="240" w:lineRule="auto"/>
       <w:contextualSpacing/>
@@ -2450,7 +2450,7 @@
     <w:basedOn w:val="Predvolenpsmoodseku"/>
     <w:link w:val="Nzov"/>
     <w:uiPriority w:val="10"/>
-    <w:rsid w:val="003649E2"/>
+    <w:rsid w:val="00D62D06"/>
     <w:rPr>
       <w:rFonts w:asciiTheme="majorHAnsi" w:eastAsiaTheme="majorEastAsia" w:hAnsiTheme="majorHAnsi" w:cstheme="majorBidi"/>
       <w:spacing w:val="-10"/>
@@ -2466,7 +2466,7 @@
     <w:link w:val="PodtitulChar"/>
     <w:uiPriority w:val="11"/>
     <w:qFormat/>
-    <w:rsid w:val="003649E2"/>
+    <w:rsid w:val="00D62D06"/>
     <w:pPr>
       <w:numPr>
         <w:ilvl w:val="1"/>
@@ -2485,7 +2485,7 @@
     <w:basedOn w:val="Predvolenpsmoodseku"/>
     <w:link w:val="Podtitul"/>
     <w:uiPriority w:val="11"/>
-    <w:rsid w:val="003649E2"/>
+    <w:rsid w:val="00D62D06"/>
     <w:rPr>
       <w:rFonts w:eastAsiaTheme="majorEastAsia" w:cstheme="majorBidi"/>
       <w:color w:val="595959" w:themeColor="text1" w:themeTint="A6"/>
@@ -2501,7 +2501,7 @@
     <w:link w:val="CitciaChar"/>
     <w:uiPriority w:val="29"/>
     <w:qFormat/>
-    <w:rsid w:val="003649E2"/>
+    <w:rsid w:val="00D62D06"/>
     <w:pPr>
       <w:spacing w:before="160"/>
       <w:jc w:val="center"/>
@@ -2517,7 +2517,7 @@
     <w:basedOn w:val="Predvolenpsmoodseku"/>
     <w:link w:val="Citcia"/>
     <w:uiPriority w:val="29"/>
-    <w:rsid w:val="003649E2"/>
+    <w:rsid w:val="00D62D06"/>
     <w:rPr>
       <w:i/>
       <w:iCs/>
@@ -2529,7 +2529,7 @@
     <w:basedOn w:val="Normlny"/>
     <w:uiPriority w:val="34"/>
     <w:qFormat/>
-    <w:rsid w:val="003649E2"/>
+    <w:rsid w:val="00D62D06"/>
     <w:pPr>
       <w:ind w:left="720"/>
       <w:contextualSpacing/>
@@ -2540,7 +2540,7 @@
     <w:basedOn w:val="Predvolenpsmoodseku"/>
     <w:uiPriority w:val="21"/>
     <w:qFormat/>
-    <w:rsid w:val="003649E2"/>
+    <w:rsid w:val="00D62D06"/>
     <w:rPr>
       <w:i/>
       <w:iCs/>
@@ -2554,7 +2554,7 @@
     <w:link w:val="ZvraznencitciaChar"/>
     <w:uiPriority w:val="30"/>
     <w:qFormat/>
-    <w:rsid w:val="003649E2"/>
+    <w:rsid w:val="00D62D06"/>
     <w:pPr>
       <w:pBdr>
         <w:top w:val="single" w:sz="4" w:space="10" w:color="0F4761" w:themeColor="accent1" w:themeShade="BF"/>
@@ -2575,7 +2575,7 @@
     <w:basedOn w:val="Predvolenpsmoodseku"/>
     <w:link w:val="Zvraznencitcia"/>
     <w:uiPriority w:val="30"/>
-    <w:rsid w:val="003649E2"/>
+    <w:rsid w:val="00D62D06"/>
     <w:rPr>
       <w:i/>
       <w:iCs/>
@@ -2587,7 +2587,7 @@
     <w:basedOn w:val="Predvolenpsmoodseku"/>
     <w:uiPriority w:val="32"/>
     <w:qFormat/>
-    <w:rsid w:val="003649E2"/>
+    <w:rsid w:val="00D62D06"/>
     <w:rPr>
       <w:b/>
       <w:bCs/>
@@ -2601,7 +2601,7 @@
     <w:basedOn w:val="Normlny"/>
     <w:uiPriority w:val="99"/>
     <w:unhideWhenUsed/>
-    <w:rsid w:val="003649E2"/>
+    <w:rsid w:val="00D62D06"/>
     <w:pPr>
       <w:numPr>
         <w:numId w:val="1"/>
